--- a/public/modelo-contrato-2.docx
+++ b/public/modelo-contrato-2.docx
@@ -203,6 +203,11 @@
               </w:rPr>
               <w:t xml:space="preserve">: [[nome]]</w:t>
             </w:r>
+            <w:r>
+              <w:rPr>
+                <w:rtl w:val="0"/>
+              </w:rPr>
+            </w:r>
           </w:p>
         </w:tc>
       </w:tr>
@@ -823,7 +828,7 @@
           <w:rFonts w:ascii="Calibri" w:cs="Calibri" w:eastAsia="Calibri" w:hAnsi="Calibri"/>
           <w:rtl w:val="0"/>
         </w:rPr>
-        <w:t xml:space="preserve">: MARALUA FOTOCABINE, inscrita no CNPJ sob o número 63.181.413/0001-30 com endereço: Rua Irmã Elvira Paris, nº 185, Bairro Dom Aquino, CEP: 78015-170, em Cuiabá – MT, com telefone: (65) 9.96632-7585, e endereço eletrônico: </w:t>
+        <w:t xml:space="preserve">: MARALUA FOTOCABINE, inscrita no CNPJ sob o número 59.263.485/0001-59 com endereço: Rua Irmã Elvira Paris, nº 185, Bairro Dom Aquino, CEP: 78015-170, em Cuiabá – MT, com telefone: (65) 9.96632-7585, e endereço eletrônico: </w:t>
       </w:r>
       <w:hyperlink r:id="rId6">
         <w:r>
@@ -964,7 +969,16 @@
                 <w:szCs w:val="20"/>
                 <w:rtl w:val="0"/>
               </w:rPr>
-              <w:t xml:space="preserve">O objeto do presente contrato é a prestação de serviços de [[equipamento]] para atuação no evento: [[evento]], conforme atuação(ões) abaixo e demais condições previstas neste instrumento</w:t>
+              <w:t xml:space="preserve">O objeto do presente contrato é a prestação de serviços de [[equipamento]] para atuação no evento: [[evento]], </w:t>
+            </w:r>
+            <w:r>
+              <w:rPr>
+                <w:rFonts w:ascii="Arial" w:cs="Arial" w:eastAsia="Arial" w:hAnsi="Arial"/>
+                <w:sz w:val="20"/>
+                <w:szCs w:val="20"/>
+                <w:rtl w:val="0"/>
+              </w:rPr>
+              <w:t xml:space="preserve">conforme atuação(ões) abaixo e demais condições previstas neste instrumento</w:t>
             </w:r>
           </w:p>
         </w:tc>
@@ -1971,11 +1985,6 @@
         </w:rPr>
         <w:t xml:space="preserve"> será devolvido 80% (oitenta por cento) do valor pago, a título de reembolso;</w:t>
       </w:r>
-      <w:r>
-        <w:rPr>
-          <w:rtl w:val="0"/>
-        </w:rPr>
-      </w:r>
     </w:p>
     <w:p>
       <w:pPr>
@@ -2006,11 +2015,6 @@
         </w:rPr>
         <w:t xml:space="preserve"> será devolvido 50% (cinquenta por cento) do valor pago;</w:t>
       </w:r>
-      <w:r>
-        <w:rPr>
-          <w:rtl w:val="0"/>
-        </w:rPr>
-      </w:r>
     </w:p>
     <w:p>
       <w:pPr>
@@ -2041,11 +2045,6 @@
         </w:rPr>
         <w:t xml:space="preserve"> não haverá devolução de valores, a título de multa compensatória por bloqueio de agenda e perda de oportunidade de serviço.</w:t>
       </w:r>
-      <w:r>
-        <w:rPr>
-          <w:rtl w:val="0"/>
-        </w:rPr>
-      </w:r>
     </w:p>
     <w:p>
       <w:pPr>
@@ -2102,7 +2101,7 @@
           <w:bCs w:val="1"/>
         </w:rPr>
       </w:pPr>
-      <w:bookmarkStart w:colFirst="0" w:colLast="0" w:name="_hx50p6u8jydw" w:id="0"/>
+      <w:bookmarkStart w:colFirst="0" w:colLast="0" w:name="_9q7lb1i1ctrx" w:id="0"/>
       <w:bookmarkEnd w:id="0"/>
       <w:r>
         <w:rPr>
@@ -2144,144 +2143,6 @@
           <w:rtl w:val="0"/>
         </w:rPr>
         <w:t xml:space="preserve">com renúncia expressa de qualquer outro, por mais privilegiado que seja, para dirimir dúvidas ou litígios decorrentes deste contrato.</w:t>
-      </w:r>
-    </w:p>
-    <w:p>
-      <w:pPr>
-        <w:ind w:left="-709" w:right="-710" w:firstLine="0"/>
-        <w:jc w:val="both"/>
-        <w:rPr>
-          <w:rFonts w:ascii="Calibri" w:cs="Calibri" w:eastAsia="Calibri" w:hAnsi="Calibri"/>
-        </w:rPr>
-      </w:pPr>
-      <w:r>
-        <w:rPr>
-          <w:rtl w:val="0"/>
-        </w:rPr>
-      </w:r>
-    </w:p>
-    <w:p>
-      <w:pPr>
-        <w:ind w:left="-709" w:right="-710" w:firstLine="0"/>
-        <w:jc w:val="both"/>
-        <w:rPr>
-          <w:rFonts w:ascii="Calibri" w:cs="Calibri" w:eastAsia="Calibri" w:hAnsi="Calibri"/>
-        </w:rPr>
-      </w:pPr>
-      <w:r>
-        <w:rPr>
-          <w:rFonts w:ascii="Calibri" w:cs="Calibri" w:eastAsia="Calibri" w:hAnsi="Calibri"/>
-          <w:b w:val="1"/>
-          <w:bCs w:val="1"/>
-          <w:rtl w:val="0"/>
-        </w:rPr>
-        <w:t xml:space="preserve">CLÁUSULA SEXTA – DA VIGÊNCIA E DA ASSINATURA DIGITAL</w:t>
-      </w:r>
-      <w:r>
-        <w:rPr>
-          <w:rtl w:val="0"/>
-        </w:rPr>
-      </w:r>
-    </w:p>
-    <w:p>
-      <w:pPr>
-        <w:keepNext w:val="0"/>
-        <w:keepLines w:val="0"/>
-        <w:pageBreakBefore w:val="0"/>
-        <w:widowControl w:val="1"/>
-        <w:pBdr>
-          <w:top w:space="0" w:sz="0" w:val="nil"/>
-          <w:left w:space="0" w:sz="0" w:val="nil"/>
-          <w:bottom w:space="0" w:sz="0" w:val="nil"/>
-          <w:right w:space="0" w:sz="0" w:val="nil"/>
-          <w:between w:space="0" w:sz="0" w:val="nil"/>
-        </w:pBdr>
-        <w:shd w:fill="auto" w:val="clear"/>
-        <w:spacing w:after="160" w:before="0" w:line="278.00000000000006" w:lineRule="auto"/>
-        <w:ind w:left="-709" w:right="-710" w:firstLine="0"/>
-        <w:jc w:val="both"/>
-        <w:rPr>
-          <w:rFonts w:ascii="Calibri" w:cs="Calibri" w:eastAsia="Calibri" w:hAnsi="Calibri"/>
-        </w:rPr>
-      </w:pPr>
-      <w:r>
-        <w:rPr>
-          <w:rFonts w:ascii="Calibri" w:cs="Calibri" w:eastAsia="Calibri" w:hAnsi="Calibri"/>
-          <w:rtl w:val="0"/>
-        </w:rPr>
-        <w:t xml:space="preserve">6.1. O presente contrato entra em vigor na data de sua assinatura pelas partes, tendo como data de início a de confirmação do pagamento do sinal ou reserva, e permanecerá válido até a data de término do evento contratado, conforme informações constantes no quadro resumo, encerrando-se automaticamente após a completa prestação dos serviços e a quitação integral dos valores devidos.</w:t>
-      </w:r>
-    </w:p>
-    <w:p>
-      <w:pPr>
-        <w:keepNext w:val="0"/>
-        <w:keepLines w:val="0"/>
-        <w:pageBreakBefore w:val="0"/>
-        <w:widowControl w:val="1"/>
-        <w:pBdr>
-          <w:top w:space="0" w:sz="0" w:val="nil"/>
-          <w:left w:space="0" w:sz="0" w:val="nil"/>
-          <w:bottom w:space="0" w:sz="0" w:val="nil"/>
-          <w:right w:space="0" w:sz="0" w:val="nil"/>
-          <w:between w:space="0" w:sz="0" w:val="nil"/>
-        </w:pBdr>
-        <w:shd w:fill="auto" w:val="clear"/>
-        <w:spacing w:after="160" w:before="0" w:line="278.00000000000006" w:lineRule="auto"/>
-        <w:ind w:left="-709" w:right="-710" w:firstLine="0"/>
-        <w:jc w:val="both"/>
-        <w:rPr>
-          <w:rFonts w:ascii="Calibri" w:cs="Calibri" w:eastAsia="Calibri" w:hAnsi="Calibri"/>
-        </w:rPr>
-      </w:pPr>
-      <w:r>
-        <w:rPr>
-          <w:rFonts w:ascii="Calibri" w:cs="Calibri" w:eastAsia="Calibri" w:hAnsi="Calibri"/>
-          <w:rtl w:val="0"/>
-        </w:rPr>
-        <w:t xml:space="preserve">6.2. O presente instrumento poderá ser assinado de forma física ou digital, sendo válida, para todos os efeitos legais, a assinatura eletrônica realizada por meio de plataforma ou sistema que garanta a identificação das partes e a integridade do documento, nos termos do artigo 10, §2º da Medida Provisória nº 2.200-2/2001, que instituiu a Infraestrutura de Chaves Públicas Brasileira – ICP-Brasil, bem como da Lei nº 14.063/2020, que dispõe sobre o uso de assinaturas eletrônicas em interações com entes públicos e privados.</w:t>
-      </w:r>
-    </w:p>
-    <w:p>
-      <w:pPr>
-        <w:keepNext w:val="0"/>
-        <w:keepLines w:val="0"/>
-        <w:pageBreakBefore w:val="0"/>
-        <w:widowControl w:val="1"/>
-        <w:pBdr>
-          <w:top w:space="0" w:sz="0" w:val="nil"/>
-          <w:left w:space="0" w:sz="0" w:val="nil"/>
-          <w:bottom w:space="0" w:sz="0" w:val="nil"/>
-          <w:right w:space="0" w:sz="0" w:val="nil"/>
-          <w:between w:space="0" w:sz="0" w:val="nil"/>
-        </w:pBdr>
-        <w:shd w:fill="auto" w:val="clear"/>
-        <w:spacing w:after="160" w:before="0" w:line="278.00000000000006" w:lineRule="auto"/>
-        <w:ind w:left="-709" w:right="-710" w:firstLine="0"/>
-        <w:jc w:val="both"/>
-        <w:rPr>
-          <w:rFonts w:ascii="Calibri" w:cs="Calibri" w:eastAsia="Calibri" w:hAnsi="Calibri"/>
-        </w:rPr>
-      </w:pPr>
-      <w:r>
-        <w:rPr>
-          <w:rFonts w:ascii="Calibri" w:cs="Calibri" w:eastAsia="Calibri" w:hAnsi="Calibri"/>
-          <w:rtl w:val="0"/>
-        </w:rPr>
-        <w:t xml:space="preserve">6.3. As partes reconhecem que a assinatura digital tem o mesmo valor jurídico da assinatura manuscrita, dispensando a necessidade de reconhecimento de firma ou qualquer outra formalidade adicional.</w:t>
-      </w:r>
-    </w:p>
-    <w:p>
-      <w:pPr>
-        <w:ind w:left="-709" w:right="-710" w:firstLine="0"/>
-        <w:jc w:val="both"/>
-        <w:rPr>
-          <w:rFonts w:ascii="Calibri" w:cs="Calibri" w:eastAsia="Calibri" w:hAnsi="Calibri"/>
-        </w:rPr>
-      </w:pPr>
-      <w:r>
-        <w:rPr>
-          <w:rtl w:val="0"/>
-        </w:rPr>
       </w:r>
     </w:p>
     <w:p>
